--- a/writeups/docx/06_google_reproduction.docx
+++ b/writeups/docx/06_google_reproduction.docx
@@ -55,7 +55,7 @@
     </w:p>
     <w:p>
       <w:r>
-        <w:t>In 2023 Google Quantum AI reported the first experimental demonstration that a larger surface code can have a lower logical error rate than a smaller one, a milestone for the field because it showed error suppression by scaling on real hardware. The result is naturally summarised by a suppression factor relating the logical error per cycle at successive code distances.</w:t>
+        <w:t>In 2023 Google Quantum AI reported the first experimental demonstration that a larger surface code can have a lower logical error rate than a smaller one, a milestone for the field because it showed error suppression by scaling on real hardware. The result is naturally summarized by a suppression factor relating the logical error per cycle at successive code distances.</w:t>
       </w:r>
     </w:p>
     <w:p>

--- a/writeups/docx/06_google_reproduction.docx
+++ b/writeups/docx/06_google_reproduction.docx
@@ -42,7 +42,7 @@
         <w:spacing w:after="120"/>
       </w:pPr>
       <w:r>
-        <w:t>The central scaling claim of Google Quantum AI's 2023 experiment - that below threshold, increasing the surface-code distance suppresses the logical error per cycle - was reproduced in simulation. Logical error per cycle was extracted by fitting the decay of logical fidelity with the number of error-correction rounds, using the portfolio's Stim and matching simulator, for code distances three, five and seven at a representative below-threshold physical error rate. The simulation reproduced the qualitative suppression with an error-suppression factor near 2.2 between successive distances. Consistent with honest scoping, device-specific absolute error rates were not reproduced, because a single uniform depolarising model was used in place of Google's calibrated per-component noise; the published values are shown only for context.</w:t>
+        <w:t>The central scaling claim of Google Quantum AI's 2023 experiment - that below threshold, increasing the surface-code distance suppresses the logical error per cycle - was reproduced in simulation. Logical error per cycle was extracted by fitting the decay of logical fidelity with the number of error-correction rounds, using the portfolio's Stim and matching simulator, for code distances three, five and seven at a representative below-threshold physical error rate. The simulation reproduced the qualitative suppression with an error-suppression factor near 2.2 between successive distances. Device-specific absolute error rates were not reproduced, because a single uniform depolarising model was used in place of Google's calibrated per-component noise; the published values are shown only for context.</w:t>
       </w:r>
     </w:p>
     <w:p>
@@ -206,7 +206,7 @@
     </w:p>
     <w:p>
       <w:r>
-        <w:t>The simulation reproduces the qualitative result that matters - error suppression by scaling - and recovers a suppression factor in the same range as the experiment. The deliberate decision not to claim reproduction of the absolute numbers is the scientifically honest position: matching hardware-calibrated values would require the device's detailed noise model, which is not available in this setting.</w:t>
+        <w:t>The simulation reproduces the qualitative result that matters - error suppression by scaling - and recovers a suppression factor in the same range as the experiment. The absolute numbers were not claimed to be reproduced: matching hardware-calibrated values would require the device's detailed noise model, which is not available in this setting.</w:t>
       </w:r>
     </w:p>
     <w:p>
